--- a/San_Pham/De_Kiem_Tra_GK1_Hoa_12_De20_HocSinh.docx
+++ b/San_Pham/De_Kiem_Tra_GK1_Hoa_12_De20_HocSinh.docx
@@ -171,6 +171,46 @@
           <w:u w:val="none"/>
         </w:rPr>
         <w:t>Ester X là một trong các pheromone "báo động" được ong tiết ra để cảnh báo các con ong khác trong đàn về mối nguy hiểm và kêu gọi tập trung tấn công kẻ xâm nhập. Hợp chất này có công thức cấu tạo như sau:</w:t>
+      </w:r>
+    </w:p>
+    <w:p>
+      <w:pPr>
+        <w:spacing w:before="40" w:after="40"/>
+        <w:jc w:val="center"/>
+      </w:pPr>
+      <w:r>
+        <w:drawing>
+          <wp:inline xmlns:a="http://schemas.openxmlformats.org/drawingml/2006/main" xmlns:pic="http://schemas.openxmlformats.org/drawingml/2006/picture">
+            <wp:extent cx="2340000" cy="1216800"/>
+            <wp:docPr id="1" name="Picture 1"/>
+            <wp:cNvGraphicFramePr>
+              <a:graphicFrameLocks noChangeAspect="1"/>
+            </wp:cNvGraphicFramePr>
+            <a:graphic>
+              <a:graphicData uri="http://schemas.openxmlformats.org/drawingml/2006/picture">
+                <pic:pic>
+                  <pic:nvPicPr>
+                    <pic:cNvPr id="0" name="C1_Q069_1.png"/>
+                    <pic:cNvPicPr/>
+                  </pic:nvPicPr>
+                  <pic:blipFill>
+                    <a:blip r:embed="rId11"/>
+                    <a:stretch>
+                      <a:fillRect/>
+                    </a:stretch>
+                  </pic:blipFill>
+                  <pic:spPr>
+                    <a:xfrm>
+                      <a:off x="0" y="0"/>
+                      <a:ext cx="2340000" cy="1216800"/>
+                    </a:xfrm>
+                    <a:prstGeom prst="rect"/>
+                  </pic:spPr>
+                </pic:pic>
+              </a:graphicData>
+            </a:graphic>
+          </wp:inline>
+        </w:drawing>
       </w:r>
     </w:p>
     <w:p>
@@ -4652,6 +4692,46 @@
         <w:t xml:space="preserve"> đặc được dùng làm chất xúc tác. Sau thí nghiệm, tiến hành phân tách sản phẩm. Ghi phổ hồng ngoại của benzyl hexanoate, hexanoic acid và benzyl alcohol. Cho biết số sóng hấp thụ đặc trưng của một số liên kết trên phổ hồng ngoại như sau:</w:t>
       </w:r>
     </w:p>
+    <w:p>
+      <w:pPr>
+        <w:spacing w:before="40" w:after="40"/>
+        <w:jc w:val="center"/>
+      </w:pPr>
+      <w:r>
+        <w:drawing>
+          <wp:inline xmlns:a="http://schemas.openxmlformats.org/drawingml/2006/main" xmlns:pic="http://schemas.openxmlformats.org/drawingml/2006/picture">
+            <wp:extent cx="3060000" cy="262003"/>
+            <wp:docPr id="2" name="Picture 2"/>
+            <wp:cNvGraphicFramePr>
+              <a:graphicFrameLocks noChangeAspect="1"/>
+            </wp:cNvGraphicFramePr>
+            <a:graphic>
+              <a:graphicData uri="http://schemas.openxmlformats.org/drawingml/2006/picture">
+                <pic:pic>
+                  <pic:nvPicPr>
+                    <pic:cNvPr id="0" name="C1_Q117_1.png"/>
+                    <pic:cNvPicPr/>
+                  </pic:nvPicPr>
+                  <pic:blipFill>
+                    <a:blip r:embed="rId12"/>
+                    <a:stretch>
+                      <a:fillRect/>
+                    </a:stretch>
+                  </pic:blipFill>
+                  <pic:spPr>
+                    <a:xfrm>
+                      <a:off x="0" y="0"/>
+                      <a:ext cx="3060000" cy="262003"/>
+                    </a:xfrm>
+                    <a:prstGeom prst="rect"/>
+                  </pic:spPr>
+                </pic:pic>
+              </a:graphicData>
+            </a:graphic>
+          </wp:inline>
+        </w:drawing>
+      </w:r>
+    </w:p>
     <w:tbl>
       <w:tblPr>
         <w:tblW w:type="auto" w:w="0"/>
@@ -5276,42 +5356,26 @@
     </w:p>
     <w:p>
       <w:pPr>
-        <w:spacing w:before="40" w:after="40"/>
-        <w:jc w:val="center"/>
+        <w:spacing w:before="20" w:after="30"/>
+        <w:ind w:left="227"/>
       </w:pPr>
       <w:r>
-        <w:drawing>
-          <wp:inline xmlns:a="http://schemas.openxmlformats.org/drawingml/2006/main" xmlns:pic="http://schemas.openxmlformats.org/drawingml/2006/picture">
-            <wp:extent cx="3060000" cy="2433321"/>
-            <wp:docPr id="1" name="Picture 1"/>
-            <wp:cNvGraphicFramePr>
-              <a:graphicFrameLocks noChangeAspect="1"/>
-            </wp:cNvGraphicFramePr>
-            <a:graphic>
-              <a:graphicData uri="http://schemas.openxmlformats.org/drawingml/2006/picture">
-                <pic:pic>
-                  <pic:nvPicPr>
-                    <pic:cNvPr id="0" name="c2_q252_img2.png"/>
-                    <pic:cNvPicPr/>
-                  </pic:nvPicPr>
-                  <pic:blipFill>
-                    <a:blip r:embed="rId11"/>
-                    <a:stretch>
-                      <a:fillRect/>
-                    </a:stretch>
-                  </pic:blipFill>
-                  <pic:spPr>
-                    <a:xfrm>
-                      <a:off x="0" y="0"/>
-                      <a:ext cx="3060000" cy="2433321"/>
-                    </a:xfrm>
-                    <a:prstGeom prst="rect"/>
-                  </pic:spPr>
-                </pic:pic>
-              </a:graphicData>
-            </a:graphic>
-          </wp:inline>
-        </w:drawing>
+        <w:rPr>
+          <w:rFonts w:ascii="Times New Roman" w:hAnsi="Times New Roman"/>
+          <w:b/>
+          <w:sz w:val="23"/>
+        </w:rPr>
+        <w:t xml:space="preserve">a) </w:t>
+      </w:r>
+      <w:r>
+        <w:rPr>
+          <w:rFonts w:ascii="Times New Roman" w:hAnsi="Times New Roman"/>
+          <w:b w:val="0"/>
+          <w:i w:val="0"/>
+          <w:sz w:val="23"/>
+          <w:u w:val="none"/>
+        </w:rPr>
+        <w:t>Ở Buớc 3 , nếu dung dịch iodine chuyển sang màu xanh tím nghĩa là tinh bột thủy phân hết.</w:t>
       </w:r>
     </w:p>
     <w:p>
@@ -5325,7 +5389,7 @@
           <w:b/>
           <w:sz w:val="23"/>
         </w:rPr>
-        <w:t xml:space="preserve">a) </w:t>
+        <w:t xml:space="preserve">b) </w:t>
       </w:r>
       <w:r>
         <w:rPr>
@@ -5335,7 +5399,7 @@
           <w:sz w:val="23"/>
           <w:u w:val="none"/>
         </w:rPr>
-        <w:t>Ở Buớc 3 , nếu dung dịch iodine chuyển sang màu xanh tím nghĩa là tinh bột thủy phân hết.</w:t>
+        <w:t>Theo số liệu thu được, phản ứng thủy phân tinh bột ở pH = 9 diễn ra nhanh hơn ở pH = 8.</w:t>
       </w:r>
     </w:p>
     <w:p>
@@ -5349,7 +5413,7 @@
           <w:b/>
           <w:sz w:val="23"/>
         </w:rPr>
-        <w:t xml:space="preserve">b) </w:t>
+        <w:t xml:space="preserve">c) </w:t>
       </w:r>
       <w:r>
         <w:rPr>
@@ -5359,7 +5423,7 @@
           <w:sz w:val="23"/>
           <w:u w:val="none"/>
         </w:rPr>
-        <w:t>Theo số liệu thu được, phản ứng thủy phân tinh bột ở pH = 9 diễn ra nhanh hơn ở pH = 8.</w:t>
+        <w:t>Ở các giá trị pH nghiên cứu, hoạt tính xúc tác của enzyme amylase cao nhất tại pH = 7.</w:t>
       </w:r>
     </w:p>
     <w:p>
@@ -5373,30 +5437,6 @@
           <w:b/>
           <w:sz w:val="23"/>
         </w:rPr>
-        <w:t xml:space="preserve">c) </w:t>
-      </w:r>
-      <w:r>
-        <w:rPr>
-          <w:rFonts w:ascii="Times New Roman" w:hAnsi="Times New Roman"/>
-          <w:b w:val="0"/>
-          <w:i w:val="0"/>
-          <w:sz w:val="23"/>
-          <w:u w:val="none"/>
-        </w:rPr>
-        <w:t>Ở các giá trị pH nghiên cứu, hoạt tính xúc tác của enzyme amylase cao nhất tại pH = 7.</w:t>
-      </w:r>
-    </w:p>
-    <w:p>
-      <w:pPr>
-        <w:spacing w:before="20" w:after="30"/>
-        <w:ind w:left="227"/>
-      </w:pPr>
-      <w:r>
-        <w:rPr>
-          <w:rFonts w:ascii="Times New Roman" w:hAnsi="Times New Roman"/>
-          <w:b/>
-          <w:sz w:val="23"/>
-        </w:rPr>
         <w:t xml:space="preserve">d) </w:t>
       </w:r>
       <w:r>
@@ -5458,7 +5498,7 @@
         <w:drawing>
           <wp:inline xmlns:a="http://schemas.openxmlformats.org/drawingml/2006/main" xmlns:pic="http://schemas.openxmlformats.org/drawingml/2006/picture">
             <wp:extent cx="3060000" cy="1441731"/>
-            <wp:docPr id="2" name="Picture 2"/>
+            <wp:docPr id="3" name="Picture 3"/>
             <wp:cNvGraphicFramePr>
               <a:graphicFrameLocks noChangeAspect="1"/>
             </wp:cNvGraphicFramePr>
@@ -5470,7 +5510,7 @@
                     <pic:cNvPicPr/>
                   </pic:nvPicPr>
                   <pic:blipFill>
-                    <a:blip r:embed="rId12"/>
+                    <a:blip r:embed="rId13"/>
                     <a:stretch>
                       <a:fillRect/>
                     </a:stretch>

--- a/San_Pham/De_Kiem_Tra_GK1_Hoa_12_De20_HocSinh.docx
+++ b/San_Pham/De_Kiem_Tra_GK1_Hoa_12_De20_HocSinh.docx
@@ -2780,21 +2780,9 @@
       <w:r>
         <w:rPr>
           <w:rFonts w:ascii="Times New Roman" w:hAnsi="Times New Roman"/>
-          <w:b/>
-          <w:color w:val="2E7D32"/>
-          <w:sz w:val="23"/>
-        </w:rPr>
-        <w:t xml:space="preserve">Câu 13. </w:t>
-      </w:r>
-      <w:r>
-        <w:rPr>
-          <w:rFonts w:ascii="Times New Roman" w:hAnsi="Times New Roman"/>
-          <w:b w:val="0"/>
-          <w:i w:val="0"/>
-          <w:sz w:val="23"/>
-          <w:u w:val="none"/>
-        </w:rPr>
-        <w:t>Tinh bột là sản phẩm quang hóa của cây xanh và được dự trữ trong các loại hạt, củ, quả,… Trong các loại nông sản: hạt gạo, hạt lúa mạch, củ khoai lang, củ sắn, loại nào có chứa hàm lượng tinh bột cao nhất?</w:t>
+          <w:sz w:val="23"/>
+        </w:rPr>
+        <w:t>Câu 13. Tinh bột là sản phẩm quang hóa của cây xanh và được dự trữ trong các loại hạt, củ, quả,... Loại nông sản nào sau đây có chứa hàm lượng tinh bột cao nhất?</w:t>
       </w:r>
     </w:p>
     <w:p>
@@ -2806,27 +2794,22 @@
         </w:tabs>
         <w:spacing w:before="20" w:after="60"/>
       </w:pPr>
+      <w:r/>
       <w:r>
         <w:rPr>
           <w:rFonts w:ascii="Times New Roman" w:hAnsi="Times New Roman"/>
           <w:b/>
           <w:color w:val="1565C0"/>
           <w:sz w:val="23"/>
-          <w:u w:val="none"/>
         </w:rPr>
         <w:t xml:space="preserve">A. </w:t>
       </w:r>
       <w:r>
         <w:rPr>
           <w:rFonts w:ascii="Times New Roman" w:hAnsi="Times New Roman"/>
-          <w:b w:val="0"/>
-          <w:i w:val="0"/>
-          <w:sz w:val="23"/>
-          <w:u w:val="none"/>
-        </w:rPr>
-        <w:t>Hạt lúa mạch.</w:t>
-      </w:r>
-      <w:r>
+          <w:sz w:val="23"/>
+        </w:rPr>
+        <w:t>Rau răm.</w:t>
         <w:tab/>
       </w:r>
       <w:r>
@@ -2835,21 +2818,15 @@
           <w:b/>
           <w:color w:val="1565C0"/>
           <w:sz w:val="23"/>
-          <w:u w:val="none"/>
         </w:rPr>
         <w:t xml:space="preserve">B. </w:t>
       </w:r>
       <w:r>
         <w:rPr>
           <w:rFonts w:ascii="Times New Roman" w:hAnsi="Times New Roman"/>
-          <w:b w:val="0"/>
-          <w:i w:val="0"/>
-          <w:sz w:val="23"/>
-          <w:u w:val="none"/>
+          <w:sz w:val="23"/>
         </w:rPr>
         <w:t>Hạt gạo.</w:t>
-      </w:r>
-      <w:r>
         <w:tab/>
       </w:r>
       <w:r>
@@ -2858,21 +2835,15 @@
           <w:b/>
           <w:color w:val="1565C0"/>
           <w:sz w:val="23"/>
-          <w:u w:val="none"/>
         </w:rPr>
         <w:t xml:space="preserve">C. </w:t>
       </w:r>
       <w:r>
         <w:rPr>
           <w:rFonts w:ascii="Times New Roman" w:hAnsi="Times New Roman"/>
-          <w:b w:val="0"/>
-          <w:i w:val="0"/>
-          <w:sz w:val="23"/>
-          <w:u w:val="none"/>
-        </w:rPr>
-        <w:t>Củ khoai lang.</w:t>
-      </w:r>
-      <w:r>
+          <w:sz w:val="23"/>
+        </w:rPr>
+        <w:t>Hạt óc chó.</w:t>
         <w:tab/>
       </w:r>
       <w:r>
@@ -2881,19 +2852,15 @@
           <w:b/>
           <w:color w:val="1565C0"/>
           <w:sz w:val="23"/>
-          <w:u w:val="none"/>
         </w:rPr>
         <w:t xml:space="preserve">D. </w:t>
       </w:r>
       <w:r>
         <w:rPr>
           <w:rFonts w:ascii="Times New Roman" w:hAnsi="Times New Roman"/>
-          <w:b w:val="0"/>
-          <w:i w:val="0"/>
-          <w:sz w:val="23"/>
-          <w:u w:val="none"/>
-        </w:rPr>
-        <w:t>Củ sắn.</w:t>
+          <w:sz w:val="23"/>
+        </w:rPr>
+        <w:t>Quả nho chín.</w:t>
       </w:r>
     </w:p>
     <w:p>

--- a/San_Pham/De_Kiem_Tra_GK1_Hoa_12_De20_HocSinh.docx
+++ b/San_Pham/De_Kiem_Tra_GK1_Hoa_12_De20_HocSinh.docx
@@ -2780,9 +2780,21 @@
       <w:r>
         <w:rPr>
           <w:rFonts w:ascii="Times New Roman" w:hAnsi="Times New Roman"/>
-          <w:sz w:val="23"/>
-        </w:rPr>
-        <w:t>Câu 13. Tinh bột là sản phẩm quang hóa của cây xanh và được dự trữ trong các loại hạt, củ, quả,... Loại nông sản nào sau đây có chứa hàm lượng tinh bột cao nhất?</w:t>
+          <w:b/>
+          <w:color w:val="2E7D32"/>
+          <w:sz w:val="23"/>
+        </w:rPr>
+        <w:t xml:space="preserve">Câu 13. </w:t>
+      </w:r>
+      <w:r>
+        <w:rPr>
+          <w:rFonts w:ascii="Times New Roman" w:hAnsi="Times New Roman"/>
+          <w:b w:val="0"/>
+          <w:i w:val="0"/>
+          <w:sz w:val="23"/>
+          <w:u w:val="none"/>
+        </w:rPr>
+        <w:t>Tinh bột là sản phẩm quang hóa của cây xanh và được dự trữ trong các loại hạt, củ, quả,... Loại nông sản nào sau đây có chứa hàm lượng tinh bột cao nhất?</w:t>
       </w:r>
     </w:p>
     <w:p>
@@ -2794,22 +2806,27 @@
         </w:tabs>
         <w:spacing w:before="20" w:after="60"/>
       </w:pPr>
-      <w:r/>
       <w:r>
         <w:rPr>
           <w:rFonts w:ascii="Times New Roman" w:hAnsi="Times New Roman"/>
           <w:b/>
           <w:color w:val="1565C0"/>
           <w:sz w:val="23"/>
+          <w:u w:val="none"/>
         </w:rPr>
         <w:t xml:space="preserve">A. </w:t>
       </w:r>
       <w:r>
         <w:rPr>
           <w:rFonts w:ascii="Times New Roman" w:hAnsi="Times New Roman"/>
-          <w:sz w:val="23"/>
+          <w:b w:val="0"/>
+          <w:i w:val="0"/>
+          <w:sz w:val="23"/>
+          <w:u w:val="none"/>
         </w:rPr>
         <w:t>Rau răm.</w:t>
+      </w:r>
+      <w:r>
         <w:tab/>
       </w:r>
       <w:r>
@@ -2818,15 +2835,21 @@
           <w:b/>
           <w:color w:val="1565C0"/>
           <w:sz w:val="23"/>
+          <w:u w:val="none"/>
         </w:rPr>
         <w:t xml:space="preserve">B. </w:t>
       </w:r>
       <w:r>
         <w:rPr>
           <w:rFonts w:ascii="Times New Roman" w:hAnsi="Times New Roman"/>
-          <w:sz w:val="23"/>
+          <w:b w:val="0"/>
+          <w:i w:val="0"/>
+          <w:sz w:val="23"/>
+          <w:u w:val="none"/>
         </w:rPr>
         <w:t>Hạt gạo.</w:t>
+      </w:r>
+      <w:r>
         <w:tab/>
       </w:r>
       <w:r>
@@ -2835,15 +2858,21 @@
           <w:b/>
           <w:color w:val="1565C0"/>
           <w:sz w:val="23"/>
+          <w:u w:val="none"/>
         </w:rPr>
         <w:t xml:space="preserve">C. </w:t>
       </w:r>
       <w:r>
         <w:rPr>
           <w:rFonts w:ascii="Times New Roman" w:hAnsi="Times New Roman"/>
-          <w:sz w:val="23"/>
+          <w:b w:val="0"/>
+          <w:i w:val="0"/>
+          <w:sz w:val="23"/>
+          <w:u w:val="none"/>
         </w:rPr>
         <w:t>Hạt óc chó.</w:t>
+      </w:r>
+      <w:r>
         <w:tab/>
       </w:r>
       <w:r>
@@ -2852,13 +2881,17 @@
           <w:b/>
           <w:color w:val="1565C0"/>
           <w:sz w:val="23"/>
+          <w:u w:val="none"/>
         </w:rPr>
         <w:t xml:space="preserve">D. </w:t>
       </w:r>
       <w:r>
         <w:rPr>
           <w:rFonts w:ascii="Times New Roman" w:hAnsi="Times New Roman"/>
-          <w:sz w:val="23"/>
+          <w:b w:val="0"/>
+          <w:i w:val="0"/>
+          <w:sz w:val="23"/>
+          <w:u w:val="none"/>
         </w:rPr>
         <w:t>Quả nho chín.</w:t>
       </w:r>
@@ -4604,70 +4637,13 @@
     </w:p>
     <w:p>
       <w:pPr>
-        <w:spacing w:before="20" w:after="20"/>
-      </w:pPr>
-      <w:r>
-        <w:rPr>
-          <w:rFonts w:ascii="Times New Roman" w:hAnsi="Times New Roman"/>
-          <w:b w:val="0"/>
-          <w:i w:val="0"/>
-          <w:sz w:val="23"/>
-          <w:u w:val="none"/>
-        </w:rPr>
-        <w:t>Trong một thí nghiệm tổng hợp benzyl heaxanoate theo phản ứng trên, từ 16,2 gam benzyl alcohol và 23,2 gam hexanoic acid, với hiệu suất phản ứng là h% thu được 18,54 gam benzyl heaxanoate. Biết H</w:t>
-      </w:r>
-      <w:r>
-        <w:rPr>
-          <w:rFonts w:ascii="Times New Roman" w:hAnsi="Times New Roman"/>
-          <w:b w:val="0"/>
-          <w:i w:val="0"/>
-          <w:sz w:val="23"/>
-          <w:u w:val="none"/>
-          <w:vertAlign w:val="subscript"/>
-        </w:rPr>
-        <w:t>2</w:t>
-      </w:r>
-      <w:r>
-        <w:rPr>
-          <w:rFonts w:ascii="Times New Roman" w:hAnsi="Times New Roman"/>
-          <w:b w:val="0"/>
-          <w:i w:val="0"/>
-          <w:sz w:val="23"/>
-          <w:u w:val="none"/>
-        </w:rPr>
-        <w:t>SO</w:t>
-      </w:r>
-      <w:r>
-        <w:rPr>
-          <w:rFonts w:ascii="Times New Roman" w:hAnsi="Times New Roman"/>
-          <w:b w:val="0"/>
-          <w:i w:val="0"/>
-          <w:sz w:val="23"/>
-          <w:u w:val="none"/>
-          <w:vertAlign w:val="subscript"/>
-        </w:rPr>
-        <w:t>4</w:t>
-      </w:r>
-      <w:r>
-        <w:rPr>
-          <w:rFonts w:ascii="Times New Roman" w:hAnsi="Times New Roman"/>
-          <w:b w:val="0"/>
-          <w:i w:val="0"/>
-          <w:sz w:val="23"/>
-          <w:u w:val="none"/>
-        </w:rPr>
-        <w:t xml:space="preserve"> đặc được dùng làm chất xúc tác. Sau thí nghiệm, tiến hành phân tách sản phẩm. Ghi phổ hồng ngoại của benzyl hexanoate, hexanoic acid và benzyl alcohol. Cho biết số sóng hấp thụ đặc trưng của một số liên kết trên phổ hồng ngoại như sau:</w:t>
-      </w:r>
-    </w:p>
-    <w:p>
-      <w:pPr>
         <w:spacing w:before="40" w:after="40"/>
         <w:jc w:val="center"/>
       </w:pPr>
       <w:r>
         <w:drawing>
           <wp:inline xmlns:a="http://schemas.openxmlformats.org/drawingml/2006/main" xmlns:pic="http://schemas.openxmlformats.org/drawingml/2006/picture">
-            <wp:extent cx="3060000" cy="262003"/>
+            <wp:extent cx="4500000" cy="385299"/>
             <wp:docPr id="2" name="Picture 2"/>
             <wp:cNvGraphicFramePr>
               <a:graphicFrameLocks noChangeAspect="1"/>
@@ -4688,7 +4664,7 @@
                   <pic:spPr>
                     <a:xfrm>
                       <a:off x="0" y="0"/>
-                      <a:ext cx="3060000" cy="262003"/>
+                      <a:ext cx="4500000" cy="385299"/>
                     </a:xfrm>
                     <a:prstGeom prst="rect"/>
                   </pic:spPr>
@@ -4697,6 +4673,63 @@
             </a:graphic>
           </wp:inline>
         </w:drawing>
+      </w:r>
+    </w:p>
+    <w:p>
+      <w:pPr>
+        <w:spacing w:before="20" w:after="20"/>
+      </w:pPr>
+      <w:r>
+        <w:rPr>
+          <w:rFonts w:ascii="Times New Roman" w:hAnsi="Times New Roman"/>
+          <w:b w:val="0"/>
+          <w:i w:val="0"/>
+          <w:sz w:val="23"/>
+          <w:u w:val="none"/>
+        </w:rPr>
+        <w:t>Trong một thí nghiệm tổng hợp benzyl heaxanoate theo phản ứng trên, từ 16,2 gam benzyl alcohol và 23,2 gam hexanoic acid, với hiệu suất phản ứng là h% thu được 18,54 gam benzyl heaxanoate. Biết H</w:t>
+      </w:r>
+      <w:r>
+        <w:rPr>
+          <w:rFonts w:ascii="Times New Roman" w:hAnsi="Times New Roman"/>
+          <w:b w:val="0"/>
+          <w:i w:val="0"/>
+          <w:sz w:val="23"/>
+          <w:u w:val="none"/>
+          <w:vertAlign w:val="subscript"/>
+        </w:rPr>
+        <w:t>2</w:t>
+      </w:r>
+      <w:r>
+        <w:rPr>
+          <w:rFonts w:ascii="Times New Roman" w:hAnsi="Times New Roman"/>
+          <w:b w:val="0"/>
+          <w:i w:val="0"/>
+          <w:sz w:val="23"/>
+          <w:u w:val="none"/>
+        </w:rPr>
+        <w:t>SO</w:t>
+      </w:r>
+      <w:r>
+        <w:rPr>
+          <w:rFonts w:ascii="Times New Roman" w:hAnsi="Times New Roman"/>
+          <w:b w:val="0"/>
+          <w:i w:val="0"/>
+          <w:sz w:val="23"/>
+          <w:u w:val="none"/>
+          <w:vertAlign w:val="subscript"/>
+        </w:rPr>
+        <w:t>4</w:t>
+      </w:r>
+      <w:r>
+        <w:rPr>
+          <w:rFonts w:ascii="Times New Roman" w:hAnsi="Times New Roman"/>
+          <w:b w:val="0"/>
+          <w:i w:val="0"/>
+          <w:sz w:val="23"/>
+          <w:u w:val="none"/>
+        </w:rPr>
+        <w:t xml:space="preserve"> đặc được dùng làm chất xúc tác. Sau thí nghiệm, tiến hành phân tách sản phẩm. Ghi phổ hồng ngoại của benzyl hexanoate, hexanoic acid và benzyl alcohol. Cho biết số sóng hấp thụ đặc trưng của một số liên kết trên phổ hồng ngoại như sau:</w:t>
       </w:r>
     </w:p>
     <w:tbl>
